--- a/03_Outputs/final scripts/es/Module 3/3.1.0-es.docx
+++ b/03_Outputs/final scripts/es/Module 3/3.1.0-es.docx
@@ -9,7 +9,7 @@
     </w:p>
     <w:p>
       <w:r>
-        <w:t xml:space="preserve">Los sistemas energéticos en todo el mundo están experimentando cambios profundos. La urgencia climática y la caída de los costos de las energías renovables han convertido la transición energética en un tema central de las políticas e inversiones globales. La década de 2020 a 2030 es decisiva para limitar el calentamiento a 1.5°C, y las decisiones tomadas hoy darán forma a la energía para las generaciones futuras.  </w:t>
+        <w:t xml:space="preserve">Los sistemas energéticos en todo el mundo están experimentando cambios profundos. La urgencia climática y la caída de los costos de las energías renovables han convertido la transición energética en un tema central de las políticas e inversiones globales. La década de 2020 a 2030 es decisiva para limitar el calentamiento a 1.5°C, y las decisiones de hoy moldearán la energía para las generaciones futuras.  </w:t>
       </w:r>
     </w:p>
     <w:p>

--- a/03_Outputs/final scripts/es/Module 3/3.1.0-es.docx
+++ b/03_Outputs/final scripts/es/Module 3/3.1.0-es.docx
@@ -9,12 +9,12 @@
     </w:p>
     <w:p>
       <w:r>
-        <w:t xml:space="preserve">Los sistemas energéticos en todo el mundo están experimentando cambios profundos. La urgencia climática y la caída de los costos de las energías renovables han convertido la transición energética en un tema central de las políticas e inversiones globales. La década de 2020 a 2030 es decisiva para limitar el calentamiento a 1.5°C, y las decisiones de hoy moldearán la energía para las generaciones futuras.  </w:t>
+        <w:t xml:space="preserve">Los sistemas energéticos en todo el mundo están experimentando cambios profundos. La urgencia climática y la caída de los costos de las energías renovables han convertido la transición energética en un tema central de las políticas e inversiones globales. La década de 2020 a 2030 es decisiva para limitar el calentamiento a 1.5°C, y las decisiones tomadas hoy darán forma a la energía para las generaciones futuras.  </w:t>
       </w:r>
     </w:p>
     <w:p>
       <w:r>
-        <w:t xml:space="preserve">El progreso se está acelerando. En 2024, se añadieron más de gigavatios de energía renovable, el mayor aumento anual registrado. La solar y la eólica lideran este crecimiento, respaldadas por avances en almacenamiento y redes. Los combustibles fósiles están cediendo terreno de manera constante a fuentes más limpias.  </w:t>
+        <w:t xml:space="preserve">El progreso se está acelerando. En 2024, se añadieron más de gigavatios de energía renovable, el mayor aumento anual registrado. La energía solar y eólica lideran este crecimiento, respaldadas por avances en almacenamiento y redes. Los combustibles fósiles están cediendo terreno de manera constante a fuentes más limpias.  </w:t>
       </w:r>
     </w:p>
     <w:p>
